--- a/Software Architect/Resume.docx
+++ b/Software Architect/Resume.docx
@@ -240,6 +240,8 @@
             <w:r>
               <w:t xml:space="preserve">                     </w:t>
             </w:r>
+            <w:bookmarkStart w:id="0" w:name="_GoBack"/>
+            <w:bookmarkEnd w:id="0"/>
           </w:p>
         </w:tc>
       </w:tr>
@@ -857,7 +859,6 @@
         </w:rPr>
         <w:t xml:space="preserve">Amazon </w:t>
       </w:r>
-      <w:bookmarkStart w:id="0" w:name="_GoBack"/>
       <w:r>
         <w:rPr>
           <w:rFonts w:ascii="Palatino Linotype" w:eastAsia="Palatino Linotype" w:hAnsi="Palatino Linotype" w:cs="Palatino Linotype"/>
@@ -885,7 +886,6 @@
         </w:rPr>
         <w:t>S</w:t>
       </w:r>
-      <w:bookmarkEnd w:id="0"/>
       <w:r>
         <w:rPr>
           <w:rFonts w:ascii="Palatino Linotype" w:eastAsia="Palatino Linotype" w:hAnsi="Palatino Linotype" w:cs="Palatino Linotype"/>
@@ -1469,25 +1469,7 @@
           <w:sz w:val="22"/>
           <w:szCs w:val="22"/>
         </w:rPr>
-        <w:t xml:space="preserve">, Cassandra, </w:t>
-      </w:r>
-      <w:proofErr w:type="gramStart"/>
-      <w:r>
-        <w:rPr>
-          <w:rFonts w:ascii="Palatino Linotype" w:eastAsia="Palatino Linotype" w:hAnsi="Palatino Linotype" w:cs="Palatino Linotype"/>
-          <w:sz w:val="22"/>
-          <w:szCs w:val="22"/>
-        </w:rPr>
-        <w:t>Spring</w:t>
-      </w:r>
-      <w:proofErr w:type="gramEnd"/>
-      <w:r>
-        <w:rPr>
-          <w:rFonts w:ascii="Palatino Linotype" w:eastAsia="Palatino Linotype" w:hAnsi="Palatino Linotype" w:cs="Palatino Linotype"/>
-          <w:sz w:val="22"/>
-          <w:szCs w:val="22"/>
-        </w:rPr>
-        <w:t xml:space="preserve"> workflow.</w:t>
+        <w:t>, Cassandra, Spring workflow.</w:t>
       </w:r>
       <w:r>
         <w:rPr>
@@ -2424,16 +2406,7 @@
           <w:sz w:val="20"/>
           <w:szCs w:val="20"/>
         </w:rPr>
-        <w:t xml:space="preserve">Sherston Educational Software </w:t>
-      </w:r>
-      <w:r>
-        <w:rPr>
-          <w:rFonts w:ascii="Verdana" w:eastAsia="Verdana" w:hAnsi="Verdana" w:cs="Verdana"/>
-          <w:b/>
-          <w:sz w:val="20"/>
-          <w:szCs w:val="20"/>
-        </w:rPr>
-        <w:t>– [Feb 2010 – Oct 2010] – Software Engineer</w:t>
+        <w:t>Sherston Educational Software – [Feb 2010 – Oct 2010] – Software Engineer</w:t>
       </w:r>
     </w:p>
     <w:p>
@@ -2467,15 +2440,7 @@
           <w:sz w:val="22"/>
           <w:szCs w:val="22"/>
         </w:rPr>
-        <w:t>Develop web applications to conduct exams for schools in UK</w:t>
-      </w:r>
-      <w:r>
-        <w:rPr>
-          <w:rFonts w:ascii="Palatino Linotype" w:eastAsia="Palatino Linotype" w:hAnsi="Palatino Linotype" w:cs="Palatino Linotype"/>
-          <w:sz w:val="22"/>
-          <w:szCs w:val="22"/>
-        </w:rPr>
-        <w:t>.</w:t>
+        <w:t>Develop web applications to conduct exams for schools in UK.</w:t>
       </w:r>
     </w:p>
     <w:p>
@@ -2569,14 +2534,7 @@
           <w:sz w:val="22"/>
           <w:szCs w:val="22"/>
         </w:rPr>
-        <w:t xml:space="preserve">           </w:t>
-      </w:r>
-      <w:r>
-        <w:rPr>
-          <w:sz w:val="22"/>
-          <w:szCs w:val="22"/>
-        </w:rPr>
-        <w:t>Java/J2EE, Adobe flex, Red5, SQLite</w:t>
+        <w:t xml:space="preserve">           Java/J2EE, Adobe flex, Red5, SQLite</w:t>
       </w:r>
     </w:p>
     <w:p>
@@ -2622,52 +2580,7 @@
           <w:sz w:val="20"/>
           <w:szCs w:val="20"/>
         </w:rPr>
-        <w:t>Pacific Controls Systems LLC</w:t>
-      </w:r>
-      <w:r>
-        <w:rPr>
-          <w:rFonts w:ascii="Verdana" w:eastAsia="Verdana" w:hAnsi="Verdana" w:cs="Verdana"/>
-          <w:b/>
-          <w:sz w:val="20"/>
-          <w:szCs w:val="20"/>
-        </w:rPr>
-        <w:t xml:space="preserve"> –</w:t>
-      </w:r>
-      <w:r>
-        <w:rPr>
-          <w:rFonts w:ascii="Verdana" w:eastAsia="Verdana" w:hAnsi="Verdana" w:cs="Verdana"/>
-          <w:b/>
-          <w:sz w:val="20"/>
-          <w:szCs w:val="20"/>
-        </w:rPr>
-        <w:t xml:space="preserve"> </w:t>
-      </w:r>
-      <w:r>
-        <w:rPr>
-          <w:rFonts w:ascii="Verdana" w:eastAsia="Verdana" w:hAnsi="Verdana" w:cs="Verdana"/>
-          <w:b/>
-          <w:sz w:val="20"/>
-          <w:szCs w:val="20"/>
-        </w:rPr>
-        <w:t>[</w:t>
-      </w:r>
-      <w:r>
-        <w:rPr>
-          <w:rFonts w:ascii="Verdana" w:eastAsia="Verdana" w:hAnsi="Verdana" w:cs="Verdana"/>
-          <w:b/>
-          <w:sz w:val="20"/>
-          <w:szCs w:val="20"/>
-        </w:rPr>
-        <w:t>Jan 2008 – Jan 2010</w:t>
-      </w:r>
-      <w:r>
-        <w:rPr>
-          <w:rFonts w:ascii="Verdana" w:eastAsia="Verdana" w:hAnsi="Verdana" w:cs="Verdana"/>
-          <w:b/>
-          <w:sz w:val="20"/>
-          <w:szCs w:val="20"/>
-        </w:rPr>
-        <w:t>] – Engineer Applications</w:t>
+        <w:t>Pacific Controls Systems LLC – [Jan 2008 – Jan 2010] – Engineer Applications</w:t>
       </w:r>
     </w:p>
     <w:p>
@@ -3990,7 +3903,7 @@
             </wp:anchor>
           </w:drawing>
         </mc:Choice>
-        <mc:Fallback xmlns:dgm="http://schemas.openxmlformats.org/drawingml/2006/diagram" xmlns:lc="http://schemas.openxmlformats.org/drawingml/2006/lockedCanvas" xmlns:c="http://schemas.openxmlformats.org/drawingml/2006/chart" xmlns:pic="http://schemas.openxmlformats.org/drawingml/2006/picture" xmlns:a="http://schemas.openxmlformats.org/drawingml/2006/main" xmlns:sl="http://schemas.openxmlformats.org/schemaLibrary/2006/main">
+        <mc:Fallback xmlns:sl="http://schemas.openxmlformats.org/schemaLibrary/2006/main" xmlns:a="http://schemas.openxmlformats.org/drawingml/2006/main" xmlns:pic="http://schemas.openxmlformats.org/drawingml/2006/picture" xmlns:c="http://schemas.openxmlformats.org/drawingml/2006/chart" xmlns:lc="http://schemas.openxmlformats.org/drawingml/2006/lockedCanvas" xmlns:dgm="http://schemas.openxmlformats.org/drawingml/2006/diagram">
           <w:drawing>
             <wp:anchor allowOverlap="1" behindDoc="0" distB="0" distT="0" distL="114300" distR="114300" hidden="0" layoutInCell="1" locked="0" relativeHeight="0" simplePos="0">
               <wp:simplePos x="0" y="0"/>
@@ -4147,7 +4060,7 @@
             </wp:anchor>
           </w:drawing>
         </mc:Choice>
-        <mc:Fallback xmlns:dgm="http://schemas.openxmlformats.org/drawingml/2006/diagram" xmlns:lc="http://schemas.openxmlformats.org/drawingml/2006/lockedCanvas" xmlns:c="http://schemas.openxmlformats.org/drawingml/2006/chart" xmlns:pic="http://schemas.openxmlformats.org/drawingml/2006/picture" xmlns:a="http://schemas.openxmlformats.org/drawingml/2006/main" xmlns:sl="http://schemas.openxmlformats.org/schemaLibrary/2006/main">
+        <mc:Fallback xmlns:sl="http://schemas.openxmlformats.org/schemaLibrary/2006/main" xmlns:a="http://schemas.openxmlformats.org/drawingml/2006/main" xmlns:pic="http://schemas.openxmlformats.org/drawingml/2006/picture" xmlns:c="http://schemas.openxmlformats.org/drawingml/2006/chart" xmlns:lc="http://schemas.openxmlformats.org/drawingml/2006/lockedCanvas" xmlns:dgm="http://schemas.openxmlformats.org/drawingml/2006/diagram">
           <w:drawing>
             <wp:anchor allowOverlap="1" behindDoc="0" distB="0" distT="0" distL="114300" distR="114300" hidden="0" layoutInCell="1" locked="0" relativeHeight="0" simplePos="0">
               <wp:simplePos x="0" y="0"/>
